--- a/docs/workflows/customized/templates/视频创作简报模板.docx
+++ b/docs/workflows/customized/templates/视频创作简报模板.docx
@@ -17,7 +17,7 @@
     </w:p>
     <w:p>
       <w:r>
-        <w:t>在“填写内容”一栏填写，右侧说明、示例与选项仅供参考。没想好的可写“待确认”或“请 AI 提方案”，不涉及的可以留空；现成的产品介绍、规格说明可作为附件上传，不用重复填写。</w:t>
+        <w:t>在“填写内容”一栏填写，右侧均为虚构填写示例，仅供参考。没想好的可写“待确认”或“请 AI 提方案”，不涉及的可以留空；现成的产品介绍、规格说明可作为附件上传，不用重复填写。</w:t>
       </w:r>
     </w:p>
     <w:p>
@@ -25,7 +25,7 @@
         <w:pStyle w:val="Heading1"/>
       </w:pPr>
       <w:r>
-        <w:t>一 项目与视频用途</w:t>
+        <w:t>一 品牌基础信息</w:t>
       </w:r>
     </w:p>
     <w:tbl>
@@ -155,6 +155,84 @@
                 <w:b w:val="0"/>
                 <w:sz w:val="20"/>
               </w:rPr>
+              <w:t>品牌名称</w:t>
+            </w:r>
+          </w:p>
+        </w:tc>
+        <w:tc>
+          <w:tcPr>
+            <w:tcW w:type="dxa" w:w="3969"/>
+            <w:vAlign w:val="center"/>
+            <w:tcMar>
+              <w:top w:w="75" w:type="dxa"/>
+              <w:bottom w:w="75" w:type="dxa"/>
+              <w:left w:w="75" w:type="dxa"/>
+              <w:right w:w="75" w:type="dxa"/>
+            </w:tcMar>
+          </w:tcPr>
+          <w:p>
+            <w:pPr>
+              <w:spacing w:after="0" w:line="269" w:lineRule="auto"/>
+            </w:pPr>
+            <w:r>
+              <w:rPr>
+                <w:b w:val="0"/>
+                <w:sz w:val="20"/>
+              </w:rPr>
+            </w:r>
+          </w:p>
+        </w:tc>
+        <w:tc>
+          <w:tcPr>
+            <w:tcW w:type="dxa" w:w="3798"/>
+            <w:vAlign w:val="center"/>
+            <w:tcMar>
+              <w:top w:w="75" w:type="dxa"/>
+              <w:bottom w:w="75" w:type="dxa"/>
+              <w:left w:w="75" w:type="dxa"/>
+              <w:right w:w="75" w:type="dxa"/>
+            </w:tcMar>
+          </w:tcPr>
+          <w:p>
+            <w:pPr>
+              <w:spacing w:after="0" w:line="269" w:lineRule="auto"/>
+            </w:pPr>
+            <w:r>
+              <w:rPr>
+                <w:b w:val="0"/>
+                <w:color w:val="596579"/>
+                <w:sz w:val="19"/>
+              </w:rPr>
+              <w:t>例：暮白</w:t>
+            </w:r>
+          </w:p>
+        </w:tc>
+      </w:tr>
+      <w:tr>
+        <w:trPr>
+          <w:trHeight w:val="442"/>
+          <w:cantSplit/>
+        </w:trPr>
+        <w:tc>
+          <w:tcPr>
+            <w:tcW w:type="dxa" w:w="1984"/>
+            <w:vAlign w:val="center"/>
+            <w:tcMar>
+              <w:top w:w="75" w:type="dxa"/>
+              <w:bottom w:w="75" w:type="dxa"/>
+              <w:left w:w="75" w:type="dxa"/>
+              <w:right w:w="75" w:type="dxa"/>
+            </w:tcMar>
+          </w:tcPr>
+          <w:p>
+            <w:pPr>
+              <w:spacing w:after="0" w:line="269" w:lineRule="auto"/>
+            </w:pPr>
+            <w:r>
+              <w:rPr>
+                <w:b w:val="0"/>
+                <w:sz w:val="20"/>
+              </w:rPr>
               <w:t>项目名称</w:t>
             </w:r>
           </w:p>
@@ -203,7 +281,7 @@
                 <w:color w:val="596579"/>
                 <w:sz w:val="19"/>
               </w:rPr>
-              <w:t>例：618大促AI素材定制</w:t>
+              <w:t>例：暮白晨间陶瓷杯新品短片</w:t>
             </w:r>
           </w:p>
         </w:tc>
@@ -233,7 +311,7 @@
                 <w:b w:val="0"/>
                 <w:sz w:val="20"/>
               </w:rPr>
-              <w:t>视频用途</w:t>
+              <w:t>项目背景</w:t>
             </w:r>
           </w:p>
         </w:tc>
@@ -281,7 +359,7 @@
                 <w:color w:val="596579"/>
                 <w:sz w:val="19"/>
               </w:rPr>
-              <w:t>信息流广告 / 社媒内容 / 电商详情页 / 品牌宣传 / 活动营销 / KOC分发 / 线下展示 / 其他</w:t>
+              <w:t>例：晨间系列新品上市，向喜欢咖啡与简洁家居的人群展示从容的晨间生活，建立自然亲切的品牌印象。</w:t>
             </w:r>
           </w:p>
         </w:tc>
@@ -311,7 +389,7 @@
                 <w:b w:val="0"/>
                 <w:sz w:val="20"/>
               </w:rPr>
-              <w:t>发布平台或位置</w:t>
+              <w:t>品牌调性</w:t>
             </w:r>
           </w:p>
         </w:tc>
@@ -359,7 +437,163 @@
                 <w:color w:val="596579"/>
                 <w:sz w:val="19"/>
               </w:rPr>
-              <w:t>抖音 / 小红书 / 微信 / 微博 / B站 / 快手 / 淘宝天猫 / 京东 / 线下 / 其他</w:t>
+              <w:t>例：自然亲切、真实克制，呈现从容的日常生活质感。</w:t>
+            </w:r>
+          </w:p>
+        </w:tc>
+      </w:tr>
+      <w:tr>
+        <w:trPr>
+          <w:trHeight w:val="442"/>
+          <w:cantSplit/>
+        </w:trPr>
+        <w:tc>
+          <w:tcPr>
+            <w:tcW w:type="dxa" w:w="1984"/>
+            <w:vAlign w:val="center"/>
+            <w:tcMar>
+              <w:top w:w="75" w:type="dxa"/>
+              <w:bottom w:w="75" w:type="dxa"/>
+              <w:left w:w="75" w:type="dxa"/>
+              <w:right w:w="75" w:type="dxa"/>
+            </w:tcMar>
+          </w:tcPr>
+          <w:p>
+            <w:pPr>
+              <w:spacing w:after="0" w:line="269" w:lineRule="auto"/>
+            </w:pPr>
+            <w:r>
+              <w:rPr>
+                <w:b w:val="0"/>
+                <w:sz w:val="20"/>
+              </w:rPr>
+              <w:t>视觉统一规则</w:t>
+            </w:r>
+          </w:p>
+        </w:tc>
+        <w:tc>
+          <w:tcPr>
+            <w:tcW w:type="dxa" w:w="3969"/>
+            <w:vAlign w:val="center"/>
+            <w:tcMar>
+              <w:top w:w="75" w:type="dxa"/>
+              <w:bottom w:w="75" w:type="dxa"/>
+              <w:left w:w="75" w:type="dxa"/>
+              <w:right w:w="75" w:type="dxa"/>
+            </w:tcMar>
+          </w:tcPr>
+          <w:p>
+            <w:pPr>
+              <w:spacing w:after="0" w:line="269" w:lineRule="auto"/>
+            </w:pPr>
+            <w:r>
+              <w:rPr>
+                <w:b w:val="0"/>
+                <w:sz w:val="20"/>
+              </w:rPr>
+            </w:r>
+          </w:p>
+        </w:tc>
+        <w:tc>
+          <w:tcPr>
+            <w:tcW w:type="dxa" w:w="3798"/>
+            <w:vAlign w:val="center"/>
+            <w:tcMar>
+              <w:top w:w="75" w:type="dxa"/>
+              <w:bottom w:w="75" w:type="dxa"/>
+              <w:left w:w="75" w:type="dxa"/>
+              <w:right w:w="75" w:type="dxa"/>
+            </w:tcMar>
+          </w:tcPr>
+          <w:p>
+            <w:pPr>
+              <w:spacing w:after="0" w:line="269" w:lineRule="auto"/>
+            </w:pPr>
+            <w:r>
+              <w:rPr>
+                <w:b w:val="0"/>
+                <w:color w:val="596579"/>
+                <w:sz w:val="19"/>
+              </w:rPr>
+              <w:t>例：杯身米白色、弧形把手始终一致；品牌标识保持原样；同一人物在各镜头中保持相同外观。</w:t>
+            </w:r>
+          </w:p>
+        </w:tc>
+      </w:tr>
+      <w:tr>
+        <w:trPr>
+          <w:trHeight w:val="442"/>
+          <w:cantSplit/>
+        </w:trPr>
+        <w:tc>
+          <w:tcPr>
+            <w:tcW w:type="dxa" w:w="1984"/>
+            <w:vAlign w:val="center"/>
+            <w:tcMar>
+              <w:top w:w="75" w:type="dxa"/>
+              <w:bottom w:w="75" w:type="dxa"/>
+              <w:left w:w="75" w:type="dxa"/>
+              <w:right w:w="75" w:type="dxa"/>
+            </w:tcMar>
+          </w:tcPr>
+          <w:p>
+            <w:pPr>
+              <w:spacing w:after="0" w:line="269" w:lineRule="auto"/>
+            </w:pPr>
+            <w:r>
+              <w:rPr>
+                <w:b w:val="0"/>
+                <w:sz w:val="20"/>
+              </w:rPr>
+              <w:t>画面禁用元素</w:t>
+            </w:r>
+          </w:p>
+        </w:tc>
+        <w:tc>
+          <w:tcPr>
+            <w:tcW w:type="dxa" w:w="3969"/>
+            <w:vAlign w:val="center"/>
+            <w:tcMar>
+              <w:top w:w="75" w:type="dxa"/>
+              <w:bottom w:w="75" w:type="dxa"/>
+              <w:left w:w="75" w:type="dxa"/>
+              <w:right w:w="75" w:type="dxa"/>
+            </w:tcMar>
+          </w:tcPr>
+          <w:p>
+            <w:pPr>
+              <w:spacing w:after="0" w:line="269" w:lineRule="auto"/>
+            </w:pPr>
+            <w:r>
+              <w:rPr>
+                <w:b w:val="0"/>
+                <w:sz w:val="20"/>
+              </w:rPr>
+            </w:r>
+          </w:p>
+        </w:tc>
+        <w:tc>
+          <w:tcPr>
+            <w:tcW w:type="dxa" w:w="3798"/>
+            <w:vAlign w:val="center"/>
+            <w:tcMar>
+              <w:top w:w="75" w:type="dxa"/>
+              <w:bottom w:w="75" w:type="dxa"/>
+              <w:left w:w="75" w:type="dxa"/>
+              <w:right w:w="75" w:type="dxa"/>
+            </w:tcMar>
+          </w:tcPr>
+          <w:p>
+            <w:pPr>
+              <w:spacing w:after="0" w:line="269" w:lineRule="auto"/>
+            </w:pPr>
+            <w:r>
+              <w:rPr>
+                <w:b w:val="0"/>
+                <w:color w:val="596579"/>
+                <w:sz w:val="19"/>
+              </w:rPr>
+              <w:t>例：不添加杯盖和印花，不展示保温等未确认功能，不出现其他品牌标识。</w:t>
             </w:r>
           </w:p>
         </w:tc>
@@ -368,9 +602,10 @@
     <w:p>
       <w:pPr>
         <w:pStyle w:val="Heading1"/>
+        <w:pageBreakBefore/>
       </w:pPr>
       <w:r>
-        <w:t>二 品牌与产品介绍</w:t>
+        <w:t>二 产品核心信息</w:t>
       </w:r>
     </w:p>
     <w:tbl>
@@ -500,7 +735,7 @@
                 <w:b w:val="0"/>
                 <w:sz w:val="20"/>
               </w:rPr>
-              <w:t>品牌或产品名称</w:t>
+              <w:t>产品名称</w:t>
             </w:r>
           </w:p>
         </w:tc>
@@ -548,7 +783,7 @@
                 <w:color w:val="596579"/>
                 <w:sz w:val="19"/>
               </w:rPr>
-              <w:t>填写品牌或产品全称</w:t>
+              <w:t>例：暮白晨间陶瓷杯，米白款</w:t>
             </w:r>
           </w:p>
         </w:tc>
@@ -578,7 +813,7 @@
                 <w:b w:val="0"/>
                 <w:sz w:val="20"/>
               </w:rPr>
-              <w:t>品牌或产品介绍</w:t>
+              <w:t>产品介绍</w:t>
             </w:r>
           </w:p>
         </w:tc>
@@ -626,7 +861,7 @@
                 <w:color w:val="596579"/>
                 <w:sz w:val="19"/>
               </w:rPr>
-              <w:t>产品介绍，可文字说明或直接上传附件</w:t>
+              <w:t>例：日常饮用器具，陶瓷杯身，适合盛放咖啡。</w:t>
             </w:r>
           </w:p>
         </w:tc>
@@ -656,7 +891,7 @@
                 <w:b w:val="0"/>
                 <w:sz w:val="20"/>
               </w:rPr>
-              <w:t>相关规格与用法</w:t>
+              <w:t>产品规格</w:t>
             </w:r>
           </w:p>
         </w:tc>
@@ -704,124 +939,7 @@
                 <w:color w:val="596579"/>
                 <w:sz w:val="19"/>
               </w:rPr>
-              <w:t>产品规格、使用方法，可文字说明或直接上传附件</w:t>
-            </w:r>
-          </w:p>
-        </w:tc>
-      </w:tr>
-    </w:tbl>
-    <w:p>
-      <w:r>
-        <w:t>涉及成分、性能、数据或效果时，提供相关说明资料即可；尚未确认的内容请注明“待确认”。</w:t>
-      </w:r>
-    </w:p>
-    <w:p>
-      <w:pPr>
-        <w:pStyle w:val="Heading1"/>
-        <w:pageBreakBefore/>
-      </w:pPr>
-      <w:r>
-        <w:t>三 目标受众</w:t>
-      </w:r>
-    </w:p>
-    <w:tbl>
-      <w:tblPr>
-        <w:tblW w:type="auto" w:w="0"/>
-        <w:jc w:val="center"/>
-        <w:tblLayout w:type="fixed"/>
-        <w:tblLook w:firstColumn="1" w:firstRow="1" w:lastColumn="0" w:lastRow="0" w:noHBand="0" w:noVBand="1" w:val="04A0"/>
-        <w:tblBorders>
-          <w:top w:val="single" w:sz="4" w:color="D9D9D9"/>
-          <w:left w:val="single" w:sz="4" w:color="D9D9D9"/>
-          <w:bottom w:val="single" w:sz="4" w:color="D9D9D9"/>
-          <w:right w:val="single" w:sz="4" w:color="D9D9D9"/>
-          <w:insideH w:val="single" w:sz="4" w:color="D9D9D9"/>
-          <w:insideV w:val="single" w:sz="4" w:color="D9D9D9"/>
-        </w:tblBorders>
-      </w:tblPr>
-      <w:tblGrid>
-        <w:gridCol w:w="1984"/>
-        <w:gridCol w:w="3969"/>
-        <w:gridCol w:w="3798"/>
-      </w:tblGrid>
-      <w:tr>
-        <w:trPr>
-          <w:trHeight w:val="442"/>
-          <w:tblHeader/>
-          <w:cantSplit/>
-        </w:trPr>
-        <w:tc>
-          <w:tcPr>
-            <w:tcW w:type="dxa" w:w="1984"/>
-            <w:vAlign w:val="center"/>
-            <w:tcMar>
-              <w:top w:w="75" w:type="dxa"/>
-              <w:bottom w:w="75" w:type="dxa"/>
-              <w:left w:w="75" w:type="dxa"/>
-              <w:right w:w="75" w:type="dxa"/>
-            </w:tcMar>
-            <w:shd w:fill="EDF2F7"/>
-          </w:tcPr>
-          <w:p>
-            <w:pPr>
-              <w:spacing w:after="0" w:line="269" w:lineRule="auto"/>
-            </w:pPr>
-            <w:r>
-              <w:rPr>
-                <w:b/>
-                <w:sz w:val="20"/>
-              </w:rPr>
-              <w:t>填写项</w:t>
-            </w:r>
-          </w:p>
-        </w:tc>
-        <w:tc>
-          <w:tcPr>
-            <w:tcW w:type="dxa" w:w="3969"/>
-            <w:vAlign w:val="center"/>
-            <w:tcMar>
-              <w:top w:w="75" w:type="dxa"/>
-              <w:bottom w:w="75" w:type="dxa"/>
-              <w:left w:w="75" w:type="dxa"/>
-              <w:right w:w="75" w:type="dxa"/>
-            </w:tcMar>
-            <w:shd w:fill="EDF2F7"/>
-          </w:tcPr>
-          <w:p>
-            <w:pPr>
-              <w:spacing w:after="0" w:line="269" w:lineRule="auto"/>
-            </w:pPr>
-            <w:r>
-              <w:rPr>
-                <w:b/>
-                <w:sz w:val="20"/>
-              </w:rPr>
-              <w:t>填写内容</w:t>
-            </w:r>
-          </w:p>
-        </w:tc>
-        <w:tc>
-          <w:tcPr>
-            <w:tcW w:type="dxa" w:w="3798"/>
-            <w:vAlign w:val="center"/>
-            <w:tcMar>
-              <w:top w:w="75" w:type="dxa"/>
-              <w:bottom w:w="75" w:type="dxa"/>
-              <w:left w:w="75" w:type="dxa"/>
-              <w:right w:w="75" w:type="dxa"/>
-            </w:tcMar>
-            <w:shd w:fill="EDF2F7"/>
-          </w:tcPr>
-          <w:p>
-            <w:pPr>
-              <w:spacing w:after="0" w:line="269" w:lineRule="auto"/>
-            </w:pPr>
-            <w:r>
-              <w:rPr>
-                <w:b/>
-                <w:sz w:val="19"/>
-              </w:rPr>
-              <w:t>可选项参考</w:t>
+              <w:t>例：容量 300 mL，单杯装；具体尺寸待确认。</w:t>
             </w:r>
           </w:p>
         </w:tc>
@@ -851,7 +969,7 @@
                 <w:b w:val="0"/>
                 <w:sz w:val="20"/>
               </w:rPr>
-              <w:t>目标人群年龄段</w:t>
+              <w:t>产品外观</w:t>
             </w:r>
           </w:p>
         </w:tc>
@@ -899,7 +1017,7 @@
                 <w:color w:val="596579"/>
                 <w:sz w:val="19"/>
               </w:rPr>
-              <w:t>18-24 / 25-30 / 31-40 / 41-50 / 50+ / 不限</w:t>
+              <w:t>例：米白色圆润陶瓷杯身，弧形把手，无杯盖、无印花；这些特征固定，品牌标识置于杯底，包装请 AI 设计。</w:t>
             </w:r>
           </w:p>
         </w:tc>
@@ -929,7 +1047,7 @@
                 <w:b w:val="0"/>
                 <w:sz w:val="20"/>
               </w:rPr>
-              <w:t>性别倾向</w:t>
+              <w:t>核心卖点</w:t>
             </w:r>
           </w:p>
         </w:tc>
@@ -977,7 +1095,13 @@
                 <w:color w:val="596579"/>
                 <w:sz w:val="19"/>
               </w:rPr>
-              <w:t>女性为主 / 男性为主 / 不限</w:t>
+              <w:t>例（每行一条）：</w:t>
+              <w:br/>
+              <w:t>弧形把手，便于持握</w:t>
+              <w:br/>
+              <w:t>300 mL 容量，适合日常盛放咖啡</w:t>
+              <w:br/>
+              <w:t>米白色杯身，便于搭配简洁餐桌</w:t>
             </w:r>
           </w:p>
         </w:tc>
@@ -1007,7 +1131,7 @@
                 <w:b w:val="0"/>
                 <w:sz w:val="20"/>
               </w:rPr>
-              <w:t>地域</w:t>
+              <w:t>目标受众</w:t>
             </w:r>
           </w:p>
         </w:tc>
@@ -1055,85 +1179,7 @@
                 <w:color w:val="596579"/>
                 <w:sz w:val="19"/>
               </w:rPr>
-              <w:t>一线城市 / 全国 / 特定省份</w:t>
-            </w:r>
-          </w:p>
-        </w:tc>
-      </w:tr>
-      <w:tr>
-        <w:trPr>
-          <w:trHeight w:val="442"/>
-          <w:cantSplit/>
-        </w:trPr>
-        <w:tc>
-          <w:tcPr>
-            <w:tcW w:type="dxa" w:w="1984"/>
-            <w:vAlign w:val="center"/>
-            <w:tcMar>
-              <w:top w:w="75" w:type="dxa"/>
-              <w:bottom w:w="75" w:type="dxa"/>
-              <w:left w:w="75" w:type="dxa"/>
-              <w:right w:w="75" w:type="dxa"/>
-            </w:tcMar>
-          </w:tcPr>
-          <w:p>
-            <w:pPr>
-              <w:spacing w:after="0" w:line="269" w:lineRule="auto"/>
-            </w:pPr>
-            <w:r>
-              <w:rPr>
-                <w:b w:val="0"/>
-                <w:sz w:val="20"/>
-              </w:rPr>
-              <w:t>兴趣标签 / 人群画像</w:t>
-            </w:r>
-          </w:p>
-        </w:tc>
-        <w:tc>
-          <w:tcPr>
-            <w:tcW w:type="dxa" w:w="3969"/>
-            <w:vAlign w:val="center"/>
-            <w:tcMar>
-              <w:top w:w="75" w:type="dxa"/>
-              <w:bottom w:w="75" w:type="dxa"/>
-              <w:left w:w="75" w:type="dxa"/>
-              <w:right w:w="75" w:type="dxa"/>
-            </w:tcMar>
-          </w:tcPr>
-          <w:p>
-            <w:pPr>
-              <w:spacing w:after="0" w:line="269" w:lineRule="auto"/>
-            </w:pPr>
-            <w:r>
-              <w:rPr>
-                <w:b w:val="0"/>
-                <w:sz w:val="20"/>
-              </w:rPr>
-            </w:r>
-          </w:p>
-        </w:tc>
-        <w:tc>
-          <w:tcPr>
-            <w:tcW w:type="dxa" w:w="3798"/>
-            <w:vAlign w:val="center"/>
-            <w:tcMar>
-              <w:top w:w="75" w:type="dxa"/>
-              <w:bottom w:w="75" w:type="dxa"/>
-              <w:left w:w="75" w:type="dxa"/>
-              <w:right w:w="75" w:type="dxa"/>
-            </w:tcMar>
-          </w:tcPr>
-          <w:p>
-            <w:pPr>
-              <w:spacing w:after="0" w:line="269" w:lineRule="auto"/>
-            </w:pPr>
-            <w:r>
-              <w:rPr>
-                <w:b w:val="0"/>
-                <w:color w:val="596579"/>
-                <w:sz w:val="19"/>
-              </w:rPr>
-              <w:t>关注什么？消费习惯？内容偏好？</w:t>
+              <w:t>例：25-30 岁，性别不限，全国；喜欢咖啡与简洁家居，关注生活质感，偏好安静自然的生活内容。</w:t>
             </w:r>
           </w:p>
         </w:tc>
@@ -1141,772 +1187,17 @@
     </w:tbl>
     <w:p>
       <w:pPr>
-        <w:pStyle w:val="Heading1"/>
+        <w:spacing w:before="140"/>
       </w:pPr>
       <w:r>
-        <w:t>四 创意需求</w:t>
+        <w:t>产品形象由系统根据简报生成。在产品外观中写清已确定的特征和允许 AI 设计的部分；品牌 Logo 等已有素材可在页面单独上传，无需提供产品成品图片。</w:t>
       </w:r>
     </w:p>
-    <w:tbl>
-      <w:tblPr>
-        <w:tblW w:type="auto" w:w="0"/>
-        <w:jc w:val="center"/>
-        <w:tblLayout w:type="fixed"/>
-        <w:tblLook w:firstColumn="1" w:firstRow="1" w:lastColumn="0" w:lastRow="0" w:noHBand="0" w:noVBand="1" w:val="04A0"/>
-        <w:tblBorders>
-          <w:top w:val="single" w:sz="4" w:color="D9D9D9"/>
-          <w:left w:val="single" w:sz="4" w:color="D9D9D9"/>
-          <w:bottom w:val="single" w:sz="4" w:color="D9D9D9"/>
-          <w:right w:val="single" w:sz="4" w:color="D9D9D9"/>
-          <w:insideH w:val="single" w:sz="4" w:color="D9D9D9"/>
-          <w:insideV w:val="single" w:sz="4" w:color="D9D9D9"/>
-        </w:tblBorders>
-      </w:tblPr>
-      <w:tblGrid>
-        <w:gridCol w:w="1984"/>
-        <w:gridCol w:w="3969"/>
-        <w:gridCol w:w="3798"/>
-      </w:tblGrid>
-      <w:tr>
-        <w:trPr>
-          <w:trHeight w:val="442"/>
-          <w:tblHeader/>
-          <w:cantSplit/>
-        </w:trPr>
-        <w:tc>
-          <w:tcPr>
-            <w:tcW w:type="dxa" w:w="1984"/>
-            <w:vAlign w:val="center"/>
-            <w:tcMar>
-              <w:top w:w="75" w:type="dxa"/>
-              <w:bottom w:w="75" w:type="dxa"/>
-              <w:left w:w="75" w:type="dxa"/>
-              <w:right w:w="75" w:type="dxa"/>
-            </w:tcMar>
-            <w:shd w:fill="EDF2F7"/>
-          </w:tcPr>
-          <w:p>
-            <w:pPr>
-              <w:spacing w:after="0" w:line="269" w:lineRule="auto"/>
-            </w:pPr>
-            <w:r>
-              <w:rPr>
-                <w:b/>
-                <w:sz w:val="20"/>
-              </w:rPr>
-              <w:t>填写项</w:t>
-            </w:r>
-          </w:p>
-        </w:tc>
-        <w:tc>
-          <w:tcPr>
-            <w:tcW w:type="dxa" w:w="3969"/>
-            <w:vAlign w:val="center"/>
-            <w:tcMar>
-              <w:top w:w="75" w:type="dxa"/>
-              <w:bottom w:w="75" w:type="dxa"/>
-              <w:left w:w="75" w:type="dxa"/>
-              <w:right w:w="75" w:type="dxa"/>
-            </w:tcMar>
-            <w:shd w:fill="EDF2F7"/>
-          </w:tcPr>
-          <w:p>
-            <w:pPr>
-              <w:spacing w:after="0" w:line="269" w:lineRule="auto"/>
-            </w:pPr>
-            <w:r>
-              <w:rPr>
-                <w:b/>
-                <w:sz w:val="20"/>
-              </w:rPr>
-              <w:t>填写内容</w:t>
-            </w:r>
-          </w:p>
-        </w:tc>
-        <w:tc>
-          <w:tcPr>
-            <w:tcW w:type="dxa" w:w="3798"/>
-            <w:vAlign w:val="center"/>
-            <w:tcMar>
-              <w:top w:w="75" w:type="dxa"/>
-              <w:bottom w:w="75" w:type="dxa"/>
-              <w:left w:w="75" w:type="dxa"/>
-              <w:right w:w="75" w:type="dxa"/>
-            </w:tcMar>
-            <w:shd w:fill="EDF2F7"/>
-          </w:tcPr>
-          <w:p>
-            <w:pPr>
-              <w:spacing w:after="0" w:line="269" w:lineRule="auto"/>
-            </w:pPr>
-            <w:r>
-              <w:rPr>
-                <w:b/>
-                <w:sz w:val="19"/>
-              </w:rPr>
-              <w:t>可选项参考</w:t>
-            </w:r>
-          </w:p>
-        </w:tc>
-      </w:tr>
-      <w:tr>
-        <w:trPr>
-          <w:trHeight w:val="442"/>
-          <w:cantSplit/>
-        </w:trPr>
-        <w:tc>
-          <w:tcPr>
-            <w:tcW w:type="dxa" w:w="1984"/>
-            <w:vAlign w:val="center"/>
-            <w:tcMar>
-              <w:top w:w="75" w:type="dxa"/>
-              <w:bottom w:w="75" w:type="dxa"/>
-              <w:left w:w="75" w:type="dxa"/>
-              <w:right w:w="75" w:type="dxa"/>
-            </w:tcMar>
-          </w:tcPr>
-          <w:p>
-            <w:pPr>
-              <w:spacing w:after="0" w:line="269" w:lineRule="auto"/>
-            </w:pPr>
-            <w:r>
-              <w:rPr>
-                <w:b w:val="0"/>
-                <w:sz w:val="20"/>
-              </w:rPr>
-              <w:t>核心主题 / 传达信息</w:t>
-            </w:r>
-          </w:p>
-        </w:tc>
-        <w:tc>
-          <w:tcPr>
-            <w:tcW w:type="dxa" w:w="3969"/>
-            <w:vAlign w:val="center"/>
-            <w:tcMar>
-              <w:top w:w="75" w:type="dxa"/>
-              <w:bottom w:w="75" w:type="dxa"/>
-              <w:left w:w="75" w:type="dxa"/>
-              <w:right w:w="75" w:type="dxa"/>
-            </w:tcMar>
-          </w:tcPr>
-          <w:p>
-            <w:pPr>
-              <w:spacing w:after="0" w:line="269" w:lineRule="auto"/>
-            </w:pPr>
-            <w:r>
-              <w:rPr>
-                <w:b w:val="0"/>
-                <w:sz w:val="20"/>
-              </w:rPr>
-            </w:r>
-          </w:p>
-        </w:tc>
-        <w:tc>
-          <w:tcPr>
-            <w:tcW w:type="dxa" w:w="3798"/>
-            <w:vAlign w:val="center"/>
-            <w:tcMar>
-              <w:top w:w="75" w:type="dxa"/>
-              <w:bottom w:w="75" w:type="dxa"/>
-              <w:left w:w="75" w:type="dxa"/>
-              <w:right w:w="75" w:type="dxa"/>
-            </w:tcMar>
-          </w:tcPr>
-          <w:p>
-            <w:pPr>
-              <w:spacing w:after="0" w:line="269" w:lineRule="auto"/>
-            </w:pPr>
-            <w:r>
-              <w:rPr>
-                <w:b w:val="0"/>
-                <w:color w:val="596579"/>
-                <w:sz w:val="19"/>
-              </w:rPr>
-              <w:t>一句话概括核心卖点或信息</w:t>
-            </w:r>
-          </w:p>
-        </w:tc>
-      </w:tr>
-      <w:tr>
-        <w:trPr>
-          <w:trHeight w:val="442"/>
-          <w:cantSplit/>
-        </w:trPr>
-        <w:tc>
-          <w:tcPr>
-            <w:tcW w:type="dxa" w:w="1984"/>
-            <w:vAlign w:val="center"/>
-            <w:tcMar>
-              <w:top w:w="75" w:type="dxa"/>
-              <w:bottom w:w="75" w:type="dxa"/>
-              <w:left w:w="75" w:type="dxa"/>
-              <w:right w:w="75" w:type="dxa"/>
-            </w:tcMar>
-          </w:tcPr>
-          <w:p>
-            <w:pPr>
-              <w:spacing w:after="0" w:line="269" w:lineRule="auto"/>
-            </w:pPr>
-            <w:r>
-              <w:rPr>
-                <w:b w:val="0"/>
-                <w:sz w:val="20"/>
-              </w:rPr>
-              <w:t>视觉风格偏好</w:t>
-            </w:r>
-          </w:p>
-        </w:tc>
-        <w:tc>
-          <w:tcPr>
-            <w:tcW w:type="dxa" w:w="3969"/>
-            <w:vAlign w:val="center"/>
-            <w:tcMar>
-              <w:top w:w="75" w:type="dxa"/>
-              <w:bottom w:w="75" w:type="dxa"/>
-              <w:left w:w="75" w:type="dxa"/>
-              <w:right w:w="75" w:type="dxa"/>
-            </w:tcMar>
-          </w:tcPr>
-          <w:p>
-            <w:pPr>
-              <w:spacing w:after="0" w:line="269" w:lineRule="auto"/>
-            </w:pPr>
-            <w:r>
-              <w:rPr>
-                <w:b w:val="0"/>
-                <w:sz w:val="20"/>
-              </w:rPr>
-            </w:r>
-          </w:p>
-        </w:tc>
-        <w:tc>
-          <w:tcPr>
-            <w:tcW w:type="dxa" w:w="3798"/>
-            <w:vAlign w:val="center"/>
-            <w:tcMar>
-              <w:top w:w="75" w:type="dxa"/>
-              <w:bottom w:w="75" w:type="dxa"/>
-              <w:left w:w="75" w:type="dxa"/>
-              <w:right w:w="75" w:type="dxa"/>
-            </w:tcMar>
-          </w:tcPr>
-          <w:p>
-            <w:pPr>
-              <w:spacing w:after="0" w:line="269" w:lineRule="auto"/>
-            </w:pPr>
-            <w:r>
-              <w:rPr>
-                <w:b w:val="0"/>
-                <w:color w:val="596579"/>
-                <w:sz w:val="19"/>
-              </w:rPr>
-              <w:t>写实 / 插画 / 国潮 / 科技感 / 极简 / 温暖 / 高端 / 卡通 / 赛博朋克 / 复古 / 清新 / 商务 / 其他</w:t>
-            </w:r>
-          </w:p>
-        </w:tc>
-      </w:tr>
-      <w:tr>
-        <w:trPr>
-          <w:trHeight w:val="442"/>
-          <w:cantSplit/>
-        </w:trPr>
-        <w:tc>
-          <w:tcPr>
-            <w:tcW w:type="dxa" w:w="1984"/>
-            <w:vAlign w:val="center"/>
-            <w:tcMar>
-              <w:top w:w="75" w:type="dxa"/>
-              <w:bottom w:w="75" w:type="dxa"/>
-              <w:left w:w="75" w:type="dxa"/>
-              <w:right w:w="75" w:type="dxa"/>
-            </w:tcMar>
-          </w:tcPr>
-          <w:p>
-            <w:pPr>
-              <w:spacing w:after="0" w:line="269" w:lineRule="auto"/>
-            </w:pPr>
-            <w:r>
-              <w:rPr>
-                <w:b w:val="0"/>
-                <w:sz w:val="20"/>
-              </w:rPr>
-              <w:t>主色调偏好</w:t>
-            </w:r>
-          </w:p>
-        </w:tc>
-        <w:tc>
-          <w:tcPr>
-            <w:tcW w:type="dxa" w:w="3969"/>
-            <w:vAlign w:val="center"/>
-            <w:tcMar>
-              <w:top w:w="75" w:type="dxa"/>
-              <w:bottom w:w="75" w:type="dxa"/>
-              <w:left w:w="75" w:type="dxa"/>
-              <w:right w:w="75" w:type="dxa"/>
-            </w:tcMar>
-          </w:tcPr>
-          <w:p>
-            <w:pPr>
-              <w:spacing w:after="0" w:line="269" w:lineRule="auto"/>
-            </w:pPr>
-            <w:r>
-              <w:rPr>
-                <w:b w:val="0"/>
-                <w:sz w:val="20"/>
-              </w:rPr>
-            </w:r>
-          </w:p>
-        </w:tc>
-        <w:tc>
-          <w:tcPr>
-            <w:tcW w:type="dxa" w:w="3798"/>
-            <w:vAlign w:val="center"/>
-            <w:tcMar>
-              <w:top w:w="75" w:type="dxa"/>
-              <w:bottom w:w="75" w:type="dxa"/>
-              <w:left w:w="75" w:type="dxa"/>
-              <w:right w:w="75" w:type="dxa"/>
-            </w:tcMar>
-          </w:tcPr>
-          <w:p>
-            <w:pPr>
-              <w:spacing w:after="0" w:line="269" w:lineRule="auto"/>
-            </w:pPr>
-            <w:r>
-              <w:rPr>
-                <w:b w:val="0"/>
-                <w:color w:val="596579"/>
-                <w:sz w:val="19"/>
-              </w:rPr>
-              <w:t>如有品牌色，可填写颜色名称或色值，如 #0066FF</w:t>
-            </w:r>
-          </w:p>
-        </w:tc>
-      </w:tr>
-      <w:tr>
-        <w:trPr>
-          <w:trHeight w:val="442"/>
-          <w:cantSplit/>
-        </w:trPr>
-        <w:tc>
-          <w:tcPr>
-            <w:tcW w:type="dxa" w:w="1984"/>
-            <w:vAlign w:val="center"/>
-            <w:tcMar>
-              <w:top w:w="75" w:type="dxa"/>
-              <w:bottom w:w="75" w:type="dxa"/>
-              <w:left w:w="75" w:type="dxa"/>
-              <w:right w:w="75" w:type="dxa"/>
-            </w:tcMar>
-          </w:tcPr>
-          <w:p>
-            <w:pPr>
-              <w:spacing w:after="0" w:line="269" w:lineRule="auto"/>
-            </w:pPr>
-            <w:r>
-              <w:rPr>
-                <w:b w:val="0"/>
-                <w:sz w:val="20"/>
-              </w:rPr>
-              <w:t>情绪调性</w:t>
-            </w:r>
-          </w:p>
-        </w:tc>
-        <w:tc>
-          <w:tcPr>
-            <w:tcW w:type="dxa" w:w="3969"/>
-            <w:vAlign w:val="center"/>
-            <w:tcMar>
-              <w:top w:w="75" w:type="dxa"/>
-              <w:bottom w:w="75" w:type="dxa"/>
-              <w:left w:w="75" w:type="dxa"/>
-              <w:right w:w="75" w:type="dxa"/>
-            </w:tcMar>
-          </w:tcPr>
-          <w:p>
-            <w:pPr>
-              <w:spacing w:after="0" w:line="269" w:lineRule="auto"/>
-            </w:pPr>
-            <w:r>
-              <w:rPr>
-                <w:b w:val="0"/>
-                <w:sz w:val="20"/>
-              </w:rPr>
-            </w:r>
-          </w:p>
-        </w:tc>
-        <w:tc>
-          <w:tcPr>
-            <w:tcW w:type="dxa" w:w="3798"/>
-            <w:vAlign w:val="center"/>
-            <w:tcMar>
-              <w:top w:w="75" w:type="dxa"/>
-              <w:bottom w:w="75" w:type="dxa"/>
-              <w:left w:w="75" w:type="dxa"/>
-              <w:right w:w="75" w:type="dxa"/>
-            </w:tcMar>
-          </w:tcPr>
-          <w:p>
-            <w:pPr>
-              <w:spacing w:after="0" w:line="269" w:lineRule="auto"/>
-            </w:pPr>
-            <w:r>
-              <w:rPr>
-                <w:b w:val="0"/>
-                <w:color w:val="596579"/>
-                <w:sz w:val="19"/>
-              </w:rPr>
-              <w:t>活泼轻快 / 温馨治愈 / 高级质感 / 炫酷冲击 / 沉稳专业 / 趣味搞怪 / 待确认</w:t>
-            </w:r>
-          </w:p>
-        </w:tc>
-      </w:tr>
-      <w:tr>
-        <w:trPr>
-          <w:trHeight w:val="442"/>
-          <w:cantSplit/>
-        </w:trPr>
-        <w:tc>
-          <w:tcPr>
-            <w:tcW w:type="dxa" w:w="1984"/>
-            <w:vAlign w:val="center"/>
-            <w:tcMar>
-              <w:top w:w="75" w:type="dxa"/>
-              <w:bottom w:w="75" w:type="dxa"/>
-              <w:left w:w="75" w:type="dxa"/>
-              <w:right w:w="75" w:type="dxa"/>
-            </w:tcMar>
-          </w:tcPr>
-          <w:p>
-            <w:pPr>
-              <w:spacing w:after="0" w:line="269" w:lineRule="auto"/>
-            </w:pPr>
-            <w:r>
-              <w:rPr>
-                <w:b w:val="0"/>
-                <w:sz w:val="20"/>
-              </w:rPr>
-              <w:t>必须避免的元素</w:t>
-            </w:r>
-          </w:p>
-        </w:tc>
-        <w:tc>
-          <w:tcPr>
-            <w:tcW w:type="dxa" w:w="3969"/>
-            <w:vAlign w:val="center"/>
-            <w:tcMar>
-              <w:top w:w="75" w:type="dxa"/>
-              <w:bottom w:w="75" w:type="dxa"/>
-              <w:left w:w="75" w:type="dxa"/>
-              <w:right w:w="75" w:type="dxa"/>
-            </w:tcMar>
-          </w:tcPr>
-          <w:p>
-            <w:pPr>
-              <w:spacing w:after="0" w:line="269" w:lineRule="auto"/>
-            </w:pPr>
-            <w:r>
-              <w:rPr>
-                <w:b w:val="0"/>
-                <w:sz w:val="20"/>
-              </w:rPr>
-            </w:r>
-          </w:p>
-        </w:tc>
-        <w:tc>
-          <w:tcPr>
-            <w:tcW w:type="dxa" w:w="3798"/>
-            <w:vAlign w:val="center"/>
-            <w:tcMar>
-              <w:top w:w="75" w:type="dxa"/>
-              <w:bottom w:w="75" w:type="dxa"/>
-              <w:left w:w="75" w:type="dxa"/>
-              <w:right w:w="75" w:type="dxa"/>
-            </w:tcMar>
-          </w:tcPr>
-          <w:p>
-            <w:pPr>
-              <w:spacing w:after="0" w:line="269" w:lineRule="auto"/>
-            </w:pPr>
-            <w:r>
-              <w:rPr>
-                <w:b w:val="0"/>
-                <w:color w:val="596579"/>
-                <w:sz w:val="19"/>
-              </w:rPr>
-              <w:t>行业禁忌 / 品牌红线 / 不出现的颜色或元素 / 无</w:t>
-            </w:r>
-          </w:p>
-        </w:tc>
-      </w:tr>
-    </w:tbl>
     <w:p>
-      <w:pPr>
-        <w:pStyle w:val="Heading1"/>
-      </w:pPr>
       <w:r>
-        <w:t>五 视频规格</w:t>
+        <w:t>涉及成分、性能、数据或效果时，提供相关说明资料即可；尚未确认的内容请注明“待确认”。</w:t>
       </w:r>
     </w:p>
-    <w:tbl>
-      <w:tblPr>
-        <w:tblW w:type="auto" w:w="0"/>
-        <w:jc w:val="center"/>
-        <w:tblLayout w:type="fixed"/>
-        <w:tblLook w:firstColumn="1" w:firstRow="1" w:lastColumn="0" w:lastRow="0" w:noHBand="0" w:noVBand="1" w:val="04A0"/>
-        <w:tblBorders>
-          <w:top w:val="single" w:sz="4" w:color="D9D9D9"/>
-          <w:left w:val="single" w:sz="4" w:color="D9D9D9"/>
-          <w:bottom w:val="single" w:sz="4" w:color="D9D9D9"/>
-          <w:right w:val="single" w:sz="4" w:color="D9D9D9"/>
-          <w:insideH w:val="single" w:sz="4" w:color="D9D9D9"/>
-          <w:insideV w:val="single" w:sz="4" w:color="D9D9D9"/>
-        </w:tblBorders>
-      </w:tblPr>
-      <w:tblGrid>
-        <w:gridCol w:w="1984"/>
-        <w:gridCol w:w="3969"/>
-        <w:gridCol w:w="3798"/>
-      </w:tblGrid>
-      <w:tr>
-        <w:trPr>
-          <w:trHeight w:val="442"/>
-          <w:tblHeader/>
-          <w:cantSplit/>
-        </w:trPr>
-        <w:tc>
-          <w:tcPr>
-            <w:tcW w:type="dxa" w:w="1984"/>
-            <w:vAlign w:val="center"/>
-            <w:tcMar>
-              <w:top w:w="75" w:type="dxa"/>
-              <w:bottom w:w="75" w:type="dxa"/>
-              <w:left w:w="75" w:type="dxa"/>
-              <w:right w:w="75" w:type="dxa"/>
-            </w:tcMar>
-            <w:shd w:fill="EDF2F7"/>
-          </w:tcPr>
-          <w:p>
-            <w:pPr>
-              <w:spacing w:after="0" w:line="269" w:lineRule="auto"/>
-            </w:pPr>
-            <w:r>
-              <w:rPr>
-                <w:b/>
-                <w:sz w:val="20"/>
-              </w:rPr>
-              <w:t>填写项</w:t>
-            </w:r>
-          </w:p>
-        </w:tc>
-        <w:tc>
-          <w:tcPr>
-            <w:tcW w:type="dxa" w:w="3969"/>
-            <w:vAlign w:val="center"/>
-            <w:tcMar>
-              <w:top w:w="75" w:type="dxa"/>
-              <w:bottom w:w="75" w:type="dxa"/>
-              <w:left w:w="75" w:type="dxa"/>
-              <w:right w:w="75" w:type="dxa"/>
-            </w:tcMar>
-            <w:shd w:fill="EDF2F7"/>
-          </w:tcPr>
-          <w:p>
-            <w:pPr>
-              <w:spacing w:after="0" w:line="269" w:lineRule="auto"/>
-            </w:pPr>
-            <w:r>
-              <w:rPr>
-                <w:b/>
-                <w:sz w:val="20"/>
-              </w:rPr>
-              <w:t>填写内容</w:t>
-            </w:r>
-          </w:p>
-        </w:tc>
-        <w:tc>
-          <w:tcPr>
-            <w:tcW w:type="dxa" w:w="3798"/>
-            <w:vAlign w:val="center"/>
-            <w:tcMar>
-              <w:top w:w="75" w:type="dxa"/>
-              <w:bottom w:w="75" w:type="dxa"/>
-              <w:left w:w="75" w:type="dxa"/>
-              <w:right w:w="75" w:type="dxa"/>
-            </w:tcMar>
-            <w:shd w:fill="EDF2F7"/>
-          </w:tcPr>
-          <w:p>
-            <w:pPr>
-              <w:spacing w:after="0" w:line="269" w:lineRule="auto"/>
-            </w:pPr>
-            <w:r>
-              <w:rPr>
-                <w:b/>
-                <w:sz w:val="19"/>
-              </w:rPr>
-              <w:t>可选项参考</w:t>
-            </w:r>
-          </w:p>
-        </w:tc>
-      </w:tr>
-      <w:tr>
-        <w:trPr>
-          <w:trHeight w:val="442"/>
-          <w:cantSplit/>
-        </w:trPr>
-        <w:tc>
-          <w:tcPr>
-            <w:tcW w:type="dxa" w:w="1984"/>
-            <w:vAlign w:val="center"/>
-            <w:tcMar>
-              <w:top w:w="75" w:type="dxa"/>
-              <w:bottom w:w="75" w:type="dxa"/>
-              <w:left w:w="75" w:type="dxa"/>
-              <w:right w:w="75" w:type="dxa"/>
-            </w:tcMar>
-          </w:tcPr>
-          <w:p>
-            <w:pPr>
-              <w:spacing w:after="0" w:line="269" w:lineRule="auto"/>
-            </w:pPr>
-            <w:r>
-              <w:rPr>
-                <w:b w:val="0"/>
-                <w:sz w:val="20"/>
-              </w:rPr>
-              <w:t>视频时长</w:t>
-            </w:r>
-          </w:p>
-        </w:tc>
-        <w:tc>
-          <w:tcPr>
-            <w:tcW w:type="dxa" w:w="3969"/>
-            <w:vAlign w:val="center"/>
-            <w:tcMar>
-              <w:top w:w="75" w:type="dxa"/>
-              <w:bottom w:w="75" w:type="dxa"/>
-              <w:left w:w="75" w:type="dxa"/>
-              <w:right w:w="75" w:type="dxa"/>
-            </w:tcMar>
-          </w:tcPr>
-          <w:p>
-            <w:pPr>
-              <w:spacing w:after="0" w:line="269" w:lineRule="auto"/>
-            </w:pPr>
-            <w:r>
-              <w:rPr>
-                <w:b w:val="0"/>
-                <w:sz w:val="20"/>
-              </w:rPr>
-            </w:r>
-          </w:p>
-        </w:tc>
-        <w:tc>
-          <w:tcPr>
-            <w:tcW w:type="dxa" w:w="3798"/>
-            <w:vAlign w:val="center"/>
-            <w:tcMar>
-              <w:top w:w="75" w:type="dxa"/>
-              <w:bottom w:w="75" w:type="dxa"/>
-              <w:left w:w="75" w:type="dxa"/>
-              <w:right w:w="75" w:type="dxa"/>
-            </w:tcMar>
-          </w:tcPr>
-          <w:p>
-            <w:pPr>
-              <w:spacing w:after="0" w:line="269" w:lineRule="auto"/>
-            </w:pPr>
-            <w:r>
-              <w:rPr>
-                <w:b w:val="0"/>
-                <w:color w:val="596579"/>
-                <w:sz w:val="19"/>
-              </w:rPr>
-              <w:t>5～15 秒 / 15～30 秒 / 30～60 秒 / 60 秒以上 / 自定义</w:t>
-            </w:r>
-          </w:p>
-        </w:tc>
-      </w:tr>
-      <w:tr>
-        <w:trPr>
-          <w:trHeight w:val="442"/>
-          <w:cantSplit/>
-        </w:trPr>
-        <w:tc>
-          <w:tcPr>
-            <w:tcW w:type="dxa" w:w="1984"/>
-            <w:vAlign w:val="center"/>
-            <w:tcMar>
-              <w:top w:w="75" w:type="dxa"/>
-              <w:bottom w:w="75" w:type="dxa"/>
-              <w:left w:w="75" w:type="dxa"/>
-              <w:right w:w="75" w:type="dxa"/>
-            </w:tcMar>
-          </w:tcPr>
-          <w:p>
-            <w:pPr>
-              <w:spacing w:after="0" w:line="269" w:lineRule="auto"/>
-            </w:pPr>
-            <w:r>
-              <w:rPr>
-                <w:b w:val="0"/>
-                <w:sz w:val="20"/>
-              </w:rPr>
-              <w:t>画幅或尺寸</w:t>
-            </w:r>
-          </w:p>
-        </w:tc>
-        <w:tc>
-          <w:tcPr>
-            <w:tcW w:type="dxa" w:w="3969"/>
-            <w:vAlign w:val="center"/>
-            <w:tcMar>
-              <w:top w:w="75" w:type="dxa"/>
-              <w:bottom w:w="75" w:type="dxa"/>
-              <w:left w:w="75" w:type="dxa"/>
-              <w:right w:w="75" w:type="dxa"/>
-            </w:tcMar>
-          </w:tcPr>
-          <w:p>
-            <w:pPr>
-              <w:spacing w:after="0" w:line="269" w:lineRule="auto"/>
-            </w:pPr>
-            <w:r>
-              <w:rPr>
-                <w:b w:val="0"/>
-                <w:sz w:val="20"/>
-              </w:rPr>
-            </w:r>
-          </w:p>
-        </w:tc>
-        <w:tc>
-          <w:tcPr>
-            <w:tcW w:type="dxa" w:w="3798"/>
-            <w:vAlign w:val="center"/>
-            <w:tcMar>
-              <w:top w:w="75" w:type="dxa"/>
-              <w:bottom w:w="75" w:type="dxa"/>
-              <w:left w:w="75" w:type="dxa"/>
-              <w:right w:w="75" w:type="dxa"/>
-            </w:tcMar>
-          </w:tcPr>
-          <w:p>
-            <w:pPr>
-              <w:spacing w:after="0" w:line="269" w:lineRule="auto"/>
-            </w:pPr>
-            <w:r>
-              <w:rPr>
-                <w:b w:val="0"/>
-                <w:color w:val="596579"/>
-                <w:sz w:val="19"/>
-              </w:rPr>
-              <w:t>竖屏 9:16 / 横屏 16:9 / 方形 1:1 / 自定义尺寸</w:t>
-            </w:r>
-          </w:p>
-        </w:tc>
-      </w:tr>
-    </w:tbl>
     <w:sectPr>
       <w:pgSz w:w="11906" w:h="16838"/>
       <w:pgMar w:top="935" w:right="1077" w:bottom="935" w:left="1077" w:header="720" w:footer="720" w:gutter="0"/>
